--- a/PI/Автоматизация деятельности школы.docx
+++ b/PI/Автоматизация деятельности школы.docx
@@ -1601,8 +1601,6 @@
         </w:rPr>
         <w:t xml:space="preserve"> чтобы во время делать домашние задания</w:t>
       </w:r>
-      <w:bookmarkStart w:id="0" w:name="_GoBack"/>
-      <w:bookmarkEnd w:id="0"/>
     </w:p>
     <w:p>
       <w:pPr>
@@ -1871,41 +1869,23 @@
                 <w:sz w:val="28"/>
                 <w:szCs w:val="28"/>
               </w:rPr>
-              <w:t>К</w:t>
-            </w:r>
-            <w:r>
-              <w:rPr>
-                <w:rFonts w:ascii="Times New Roman" w:hAnsi="Times New Roman" w:cs="Times New Roman"/>
-                <w:sz w:val="28"/>
-                <w:szCs w:val="28"/>
-              </w:rPr>
-              <w:t>лиент</w:t>
-            </w:r>
-            <w:r>
-              <w:rPr>
-                <w:rFonts w:ascii="Times New Roman" w:hAnsi="Times New Roman" w:cs="Times New Roman"/>
-                <w:sz w:val="28"/>
-                <w:szCs w:val="28"/>
-              </w:rPr>
-              <w:t xml:space="preserve"> заходит в приложение и смотрит </w:t>
-            </w:r>
-            <w:proofErr w:type="spellStart"/>
-            <w:r>
-              <w:rPr>
-                <w:rFonts w:ascii="Times New Roman" w:hAnsi="Times New Roman" w:cs="Times New Roman"/>
-                <w:sz w:val="28"/>
-                <w:szCs w:val="28"/>
-              </w:rPr>
-              <w:t>акктуальное</w:t>
-            </w:r>
-            <w:proofErr w:type="spellEnd"/>
-            <w:r>
-              <w:rPr>
-                <w:rFonts w:ascii="Times New Roman" w:hAnsi="Times New Roman" w:cs="Times New Roman"/>
-                <w:sz w:val="28"/>
-                <w:szCs w:val="28"/>
-              </w:rPr>
-              <w:t xml:space="preserve"> расписание</w:t>
+              <w:t>Клиент за</w:t>
+            </w:r>
+            <w:r>
+              <w:rPr>
+                <w:rFonts w:ascii="Times New Roman" w:hAnsi="Times New Roman" w:cs="Times New Roman"/>
+                <w:sz w:val="28"/>
+                <w:szCs w:val="28"/>
+              </w:rPr>
+              <w:t>ходит в приложение и смотрит ак</w:t>
+            </w:r>
+            <w:r>
+              <w:rPr>
+                <w:rFonts w:ascii="Times New Roman" w:hAnsi="Times New Roman" w:cs="Times New Roman"/>
+                <w:sz w:val="28"/>
+                <w:szCs w:val="28"/>
+              </w:rPr>
+              <w:t>туальное расписание</w:t>
             </w:r>
           </w:p>
           <w:p>
@@ -2155,35 +2135,173 @@
                 <w:sz w:val="28"/>
                 <w:szCs w:val="28"/>
               </w:rPr>
-              <w:t xml:space="preserve"> то система </w:t>
-            </w:r>
-            <w:proofErr w:type="spellStart"/>
-            <w:r>
-              <w:rPr>
-                <w:rFonts w:ascii="Times New Roman" w:hAnsi="Times New Roman" w:cs="Times New Roman"/>
-                <w:sz w:val="28"/>
-                <w:szCs w:val="28"/>
-              </w:rPr>
-              <w:t>выдет</w:t>
-            </w:r>
-            <w:proofErr w:type="spellEnd"/>
-            <w:r>
-              <w:rPr>
-                <w:rFonts w:ascii="Times New Roman" w:hAnsi="Times New Roman" w:cs="Times New Roman"/>
-                <w:sz w:val="28"/>
-                <w:szCs w:val="28"/>
-              </w:rPr>
-              <w:t xml:space="preserve"> ошибку и предлагает исправить ее</w:t>
-            </w:r>
-          </w:p>
-          <w:p>
-            <w:pPr>
-              <w:rPr>
-                <w:rFonts w:ascii="Times New Roman" w:hAnsi="Times New Roman" w:cs="Times New Roman"/>
-                <w:sz w:val="28"/>
-                <w:szCs w:val="28"/>
-              </w:rPr>
-            </w:pPr>
+              <w:t xml:space="preserve"> то система выд</w:t>
+            </w:r>
+            <w:r>
+              <w:rPr>
+                <w:rFonts w:ascii="Times New Roman" w:hAnsi="Times New Roman" w:cs="Times New Roman"/>
+                <w:sz w:val="28"/>
+                <w:szCs w:val="28"/>
+              </w:rPr>
+              <w:t>а</w:t>
+            </w:r>
+            <w:r>
+              <w:rPr>
+                <w:rFonts w:ascii="Times New Roman" w:hAnsi="Times New Roman" w:cs="Times New Roman"/>
+                <w:sz w:val="28"/>
+                <w:szCs w:val="28"/>
+              </w:rPr>
+              <w:t>ет ошибку и предлагает исправить ее</w:t>
+            </w:r>
+          </w:p>
+          <w:p>
+            <w:pPr>
+              <w:rPr>
+                <w:rFonts w:ascii="Times New Roman" w:hAnsi="Times New Roman" w:cs="Times New Roman"/>
+                <w:sz w:val="28"/>
+                <w:szCs w:val="28"/>
+              </w:rPr>
+            </w:pPr>
+          </w:p>
+        </w:tc>
+      </w:tr>
+      <w:tr>
+        <w:tc>
+          <w:tcPr>
+            <w:tcW w:w="988" w:type="dxa"/>
+          </w:tcPr>
+          <w:p>
+            <w:pPr>
+              <w:rPr>
+                <w:rFonts w:ascii="Arial" w:hAnsi="Arial" w:cs="Arial"/>
+                <w:color w:val="111111"/>
+              </w:rPr>
+            </w:pPr>
+            <w:r>
+              <w:rPr>
+                <w:rFonts w:ascii="Arial" w:hAnsi="Arial" w:cs="Arial"/>
+                <w:color w:val="111111"/>
+              </w:rPr>
+              <w:t xml:space="preserve">Диаграмма </w:t>
+            </w:r>
+          </w:p>
+        </w:tc>
+        <w:tc>
+          <w:tcPr>
+            <w:tcW w:w="8357" w:type="dxa"/>
+          </w:tcPr>
+          <w:p>
+            <w:pPr>
+              <w:rPr>
+                <w:rFonts w:ascii="Times New Roman" w:hAnsi="Times New Roman" w:cs="Times New Roman"/>
+                <w:sz w:val="28"/>
+                <w:szCs w:val="28"/>
+              </w:rPr>
+            </w:pPr>
+            <w:r>
+              <w:rPr>
+                <w:rFonts w:ascii="Arial" w:hAnsi="Arial" w:cs="Arial"/>
+                <w:noProof/>
+                <w:color w:val="111111"/>
+                <w:bdr w:val="none" w:sz="0" w:space="0" w:color="auto" w:frame="1"/>
+                <w:lang w:eastAsia="ru-RU"/>
+              </w:rPr>
+              <w:pict>
+                <v:shapetype id="_x0000_t75" coordsize="21600,21600" o:spt="75" o:preferrelative="t" path="m@4@5l@4@11@9@11@9@5xe" filled="f" stroked="f">
+                  <v:stroke joinstyle="miter"/>
+                  <v:formulas>
+                    <v:f eqn="if lineDrawn pixelLineWidth 0"/>
+                    <v:f eqn="sum @0 1 0"/>
+                    <v:f eqn="sum 0 0 @1"/>
+                    <v:f eqn="prod @2 1 2"/>
+                    <v:f eqn="prod @3 21600 pixelWidth"/>
+                    <v:f eqn="prod @3 21600 pixelHeight"/>
+                    <v:f eqn="sum @0 0 1"/>
+                    <v:f eqn="prod @6 1 2"/>
+                    <v:f eqn="prod @7 21600 pixelWidth"/>
+                    <v:f eqn="sum @8 21600 0"/>
+                    <v:f eqn="prod @7 21600 pixelHeight"/>
+                    <v:f eqn="sum @10 21600 0"/>
+                  </v:formulas>
+                  <v:path o:extrusionok="f" gradientshapeok="t" o:connecttype="rect"/>
+                  <o:lock v:ext="edit" aspectratio="t"/>
+                </v:shapetype>
+                <v:shape id="_x0000_i1037" type="#_x0000_t75" style="width:340.6pt;height:216.65pt">
+                  <v:imagedata r:id="rId5" o:title="23"/>
+                </v:shape>
+              </w:pict>
+            </w:r>
+          </w:p>
+        </w:tc>
+      </w:tr>
+      <w:tr>
+        <w:tc>
+          <w:tcPr>
+            <w:tcW w:w="988" w:type="dxa"/>
+          </w:tcPr>
+          <w:p>
+            <w:pPr>
+              <w:rPr>
+                <w:rFonts w:ascii="Arial" w:hAnsi="Arial" w:cs="Arial"/>
+                <w:color w:val="111111"/>
+              </w:rPr>
+            </w:pPr>
+            <w:r>
+              <w:rPr>
+                <w:rFonts w:ascii="Arial" w:hAnsi="Arial" w:cs="Arial"/>
+                <w:color w:val="111111"/>
+              </w:rPr>
+              <w:t>Рекомендации по реализации</w:t>
+            </w:r>
+          </w:p>
+        </w:tc>
+        <w:tc>
+          <w:tcPr>
+            <w:tcW w:w="8357" w:type="dxa"/>
+          </w:tcPr>
+          <w:p>
+            <w:pPr>
+              <w:pStyle w:val="a3"/>
+              <w:numPr>
+                <w:ilvl w:val="0"/>
+                <w:numId w:val="4"/>
+              </w:numPr>
+              <w:rPr>
+                <w:rFonts w:ascii="Times New Roman" w:hAnsi="Times New Roman" w:cs="Times New Roman"/>
+                <w:sz w:val="28"/>
+                <w:szCs w:val="28"/>
+              </w:rPr>
+            </w:pPr>
+            <w:r>
+              <w:rPr>
+                <w:rFonts w:ascii="Times New Roman" w:hAnsi="Times New Roman" w:cs="Times New Roman"/>
+                <w:sz w:val="28"/>
+                <w:szCs w:val="28"/>
+              </w:rPr>
+              <w:t>Реализовать понятный интерфейс для просмотра расписания</w:t>
+            </w:r>
+          </w:p>
+          <w:p>
+            <w:pPr>
+              <w:pStyle w:val="a3"/>
+              <w:numPr>
+                <w:ilvl w:val="0"/>
+                <w:numId w:val="4"/>
+              </w:numPr>
+              <w:rPr>
+                <w:rFonts w:ascii="Times New Roman" w:hAnsi="Times New Roman" w:cs="Times New Roman"/>
+                <w:sz w:val="28"/>
+                <w:szCs w:val="28"/>
+              </w:rPr>
+            </w:pPr>
+            <w:r>
+              <w:rPr>
+                <w:rFonts w:ascii="Times New Roman" w:hAnsi="Times New Roman" w:cs="Times New Roman"/>
+                <w:sz w:val="28"/>
+                <w:szCs w:val="28"/>
+              </w:rPr>
+              <w:t>Отображать расписание по текущей дате</w:t>
+            </w:r>
           </w:p>
         </w:tc>
       </w:tr>
@@ -2210,6 +2328,16 @@
     </w:p>
     <w:p>
       <w:pPr>
+        <w:ind w:firstLine="708"/>
+        <w:rPr>
+          <w:rFonts w:ascii="Times New Roman" w:hAnsi="Times New Roman" w:cs="Times New Roman"/>
+          <w:sz w:val="28"/>
+          <w:szCs w:val="28"/>
+        </w:rPr>
+      </w:pPr>
+    </w:p>
+    <w:p>
+      <w:pPr>
         <w:rPr>
           <w:rFonts w:ascii="Times New Roman" w:hAnsi="Times New Roman" w:cs="Times New Roman"/>
           <w:sz w:val="28"/>
@@ -2225,6 +2353,451 @@
         <w:tab/>
       </w:r>
     </w:p>
+    <w:p>
+      <w:pPr>
+        <w:rPr>
+          <w:lang w:val="en-US"/>
+        </w:rPr>
+      </w:pPr>
+      <w:r>
+        <w:rPr>
+          <w:lang w:val="en-US"/>
+        </w:rPr>
+        <w:lastRenderedPageBreak/>
+        <w:t>Use Case 2</w:t>
+      </w:r>
+    </w:p>
+    <w:tbl>
+      <w:tblPr>
+        <w:tblStyle w:val="a5"/>
+        <w:tblW w:w="0" w:type="auto"/>
+        <w:tblLook w:val="04A0" w:firstRow="1" w:lastRow="0" w:firstColumn="1" w:lastColumn="0" w:noHBand="0" w:noVBand="1"/>
+      </w:tblPr>
+      <w:tblGrid>
+        <w:gridCol w:w="1863"/>
+        <w:gridCol w:w="7482"/>
+      </w:tblGrid>
+      <w:tr>
+        <w:tc>
+          <w:tcPr>
+            <w:tcW w:w="1129" w:type="dxa"/>
+          </w:tcPr>
+          <w:p>
+            <w:pPr>
+              <w:rPr>
+                <w:lang w:val="en-US"/>
+              </w:rPr>
+            </w:pPr>
+            <w:r>
+              <w:rPr>
+                <w:rFonts w:ascii="Arial" w:hAnsi="Arial" w:cs="Arial"/>
+                <w:color w:val="111111"/>
+              </w:rPr>
+              <w:t>Название</w:t>
+            </w:r>
+          </w:p>
+        </w:tc>
+        <w:tc>
+          <w:tcPr>
+            <w:tcW w:w="8216" w:type="dxa"/>
+          </w:tcPr>
+          <w:p>
+            <w:r>
+              <w:t>Выдача домашних заданий</w:t>
+            </w:r>
+          </w:p>
+        </w:tc>
+      </w:tr>
+      <w:tr>
+        <w:tc>
+          <w:tcPr>
+            <w:tcW w:w="1129" w:type="dxa"/>
+          </w:tcPr>
+          <w:p>
+            <w:pPr>
+              <w:rPr>
+                <w:lang w:val="en-US"/>
+              </w:rPr>
+            </w:pPr>
+            <w:r>
+              <w:rPr>
+                <w:rFonts w:ascii="Arial" w:hAnsi="Arial" w:cs="Arial"/>
+                <w:color w:val="111111"/>
+              </w:rPr>
+              <w:t>Описание</w:t>
+            </w:r>
+          </w:p>
+        </w:tc>
+        <w:tc>
+          <w:tcPr>
+            <w:tcW w:w="8216" w:type="dxa"/>
+          </w:tcPr>
+          <w:p>
+            <w:r>
+              <w:t xml:space="preserve">Учитель может выдавать домашние задания для каждого класса </w:t>
+            </w:r>
+          </w:p>
+        </w:tc>
+      </w:tr>
+      <w:tr>
+        <w:tc>
+          <w:tcPr>
+            <w:tcW w:w="1129" w:type="dxa"/>
+          </w:tcPr>
+          <w:p>
+            <w:pPr>
+              <w:rPr>
+                <w:lang w:val="en-US"/>
+              </w:rPr>
+            </w:pPr>
+            <w:proofErr w:type="spellStart"/>
+            <w:r>
+              <w:rPr>
+                <w:rFonts w:ascii="Arial" w:hAnsi="Arial" w:cs="Arial"/>
+                <w:color w:val="111111"/>
+              </w:rPr>
+              <w:t>Акторы</w:t>
+            </w:r>
+            <w:proofErr w:type="spellEnd"/>
+          </w:p>
+        </w:tc>
+        <w:tc>
+          <w:tcPr>
+            <w:tcW w:w="8216" w:type="dxa"/>
+          </w:tcPr>
+          <w:p>
+            <w:r>
+              <w:t>Учитель</w:t>
+            </w:r>
+          </w:p>
+        </w:tc>
+      </w:tr>
+      <w:tr>
+        <w:tc>
+          <w:tcPr>
+            <w:tcW w:w="1129" w:type="dxa"/>
+          </w:tcPr>
+          <w:p>
+            <w:pPr>
+              <w:rPr>
+                <w:lang w:val="en-US"/>
+              </w:rPr>
+            </w:pPr>
+            <w:r>
+              <w:rPr>
+                <w:rFonts w:ascii="Arial" w:hAnsi="Arial" w:cs="Arial"/>
+                <w:color w:val="111111"/>
+              </w:rPr>
+              <w:t>Предусловия</w:t>
+            </w:r>
+          </w:p>
+        </w:tc>
+        <w:tc>
+          <w:tcPr>
+            <w:tcW w:w="8216" w:type="dxa"/>
+          </w:tcPr>
+          <w:p>
+            <w:r>
+              <w:t>Учитель зашел во вкладку выдачи домашних заданий</w:t>
+            </w:r>
+          </w:p>
+        </w:tc>
+      </w:tr>
+      <w:tr>
+        <w:tc>
+          <w:tcPr>
+            <w:tcW w:w="1129" w:type="dxa"/>
+          </w:tcPr>
+          <w:p>
+            <w:pPr>
+              <w:rPr>
+                <w:rFonts w:ascii="Arial" w:hAnsi="Arial" w:cs="Arial"/>
+                <w:color w:val="111111"/>
+              </w:rPr>
+            </w:pPr>
+            <w:r>
+              <w:rPr>
+                <w:rFonts w:ascii="Arial" w:hAnsi="Arial" w:cs="Arial"/>
+                <w:color w:val="111111"/>
+              </w:rPr>
+              <w:t>Основной поток событий</w:t>
+            </w:r>
+          </w:p>
+        </w:tc>
+        <w:tc>
+          <w:tcPr>
+            <w:tcW w:w="8216" w:type="dxa"/>
+          </w:tcPr>
+          <w:p>
+            <w:pPr>
+              <w:pStyle w:val="a3"/>
+              <w:numPr>
+                <w:ilvl w:val="0"/>
+                <w:numId w:val="5"/>
+              </w:numPr>
+            </w:pPr>
+            <w:r>
+              <w:t>Учитель зашел в приложение и открыл вкладку домашних заданий</w:t>
+            </w:r>
+          </w:p>
+          <w:p>
+            <w:pPr>
+              <w:pStyle w:val="a3"/>
+              <w:numPr>
+                <w:ilvl w:val="0"/>
+                <w:numId w:val="5"/>
+              </w:numPr>
+            </w:pPr>
+            <w:r>
+              <w:t xml:space="preserve">Учитель выбрал </w:t>
+            </w:r>
+            <w:proofErr w:type="gramStart"/>
+            <w:r>
+              <w:t>класс</w:t>
+            </w:r>
+            <w:proofErr w:type="gramEnd"/>
+            <w:r>
+              <w:t xml:space="preserve"> которому нужно выдать домашние задание</w:t>
+            </w:r>
+          </w:p>
+          <w:p>
+            <w:pPr>
+              <w:pStyle w:val="a3"/>
+              <w:numPr>
+                <w:ilvl w:val="0"/>
+                <w:numId w:val="5"/>
+              </w:numPr>
+            </w:pPr>
+            <w:r>
+              <w:t>Учитель загружает нужное домашние задание в поле</w:t>
+            </w:r>
+          </w:p>
+          <w:p>
+            <w:pPr>
+              <w:pStyle w:val="a3"/>
+              <w:numPr>
+                <w:ilvl w:val="0"/>
+                <w:numId w:val="5"/>
+              </w:numPr>
+            </w:pPr>
+            <w:r>
+              <w:t>Учитель сохраняет домашние задание</w:t>
+            </w:r>
+          </w:p>
+        </w:tc>
+      </w:tr>
+      <w:tr>
+        <w:tc>
+          <w:tcPr>
+            <w:tcW w:w="1129" w:type="dxa"/>
+          </w:tcPr>
+          <w:p>
+            <w:pPr>
+              <w:rPr>
+                <w:lang w:val="en-US"/>
+              </w:rPr>
+            </w:pPr>
+            <w:r>
+              <w:rPr>
+                <w:rFonts w:ascii="Arial" w:hAnsi="Arial" w:cs="Arial"/>
+                <w:color w:val="111111"/>
+              </w:rPr>
+              <w:t>Альтернативный поток событий</w:t>
+            </w:r>
+          </w:p>
+        </w:tc>
+        <w:tc>
+          <w:tcPr>
+            <w:tcW w:w="8216" w:type="dxa"/>
+          </w:tcPr>
+          <w:p>
+            <w:pPr>
+              <w:pStyle w:val="a3"/>
+              <w:numPr>
+                <w:ilvl w:val="0"/>
+                <w:numId w:val="6"/>
+              </w:numPr>
+            </w:pPr>
+            <w:r>
+              <w:t>В пункте 2 учителю выпадает не тот класс</w:t>
+            </w:r>
+          </w:p>
+          <w:p>
+            <w:pPr>
+              <w:pStyle w:val="a3"/>
+              <w:numPr>
+                <w:ilvl w:val="0"/>
+                <w:numId w:val="6"/>
+              </w:numPr>
+            </w:pPr>
+            <w:r>
+              <w:t>Открывается список всех его классов где он может выбрать нужный класс</w:t>
+            </w:r>
+          </w:p>
+          <w:p>
+            <w:pPr>
+              <w:pStyle w:val="a3"/>
+            </w:pPr>
+            <w:r>
+              <w:t xml:space="preserve"> </w:t>
+            </w:r>
+          </w:p>
+        </w:tc>
+      </w:tr>
+      <w:tr>
+        <w:tc>
+          <w:tcPr>
+            <w:tcW w:w="1129" w:type="dxa"/>
+          </w:tcPr>
+          <w:p>
+            <w:pPr>
+              <w:rPr>
+                <w:lang w:val="en-US"/>
+              </w:rPr>
+            </w:pPr>
+            <w:r>
+              <w:rPr>
+                <w:rFonts w:ascii="Arial" w:hAnsi="Arial" w:cs="Arial"/>
+                <w:color w:val="111111"/>
+              </w:rPr>
+              <w:t>Постусловия</w:t>
+            </w:r>
+          </w:p>
+        </w:tc>
+        <w:tc>
+          <w:tcPr>
+            <w:tcW w:w="8216" w:type="dxa"/>
+          </w:tcPr>
+          <w:p>
+            <w:r>
+              <w:t>Учитель выдал домашние задание</w:t>
+            </w:r>
+          </w:p>
+        </w:tc>
+      </w:tr>
+      <w:tr>
+        <w:tc>
+          <w:tcPr>
+            <w:tcW w:w="1129" w:type="dxa"/>
+          </w:tcPr>
+          <w:p>
+            <w:pPr>
+              <w:rPr>
+                <w:lang w:val="en-US"/>
+              </w:rPr>
+            </w:pPr>
+            <w:r>
+              <w:rPr>
+                <w:rFonts w:ascii="Arial" w:hAnsi="Arial" w:cs="Arial"/>
+                <w:color w:val="111111"/>
+              </w:rPr>
+              <w:t>Расширенные атрибуты</w:t>
+            </w:r>
+          </w:p>
+        </w:tc>
+        <w:tc>
+          <w:tcPr>
+            <w:tcW w:w="8216" w:type="dxa"/>
+          </w:tcPr>
+          <w:p>
+            <w:r>
+              <w:t>Если учитель выдал домашние задание не тому классу то система выдает ошибку</w:t>
+            </w:r>
+          </w:p>
+        </w:tc>
+      </w:tr>
+      <w:tr>
+        <w:tc>
+          <w:tcPr>
+            <w:tcW w:w="1129" w:type="dxa"/>
+          </w:tcPr>
+          <w:p>
+            <w:pPr>
+              <w:rPr>
+                <w:lang w:val="en-US"/>
+              </w:rPr>
+            </w:pPr>
+            <w:r>
+              <w:rPr>
+                <w:rFonts w:ascii="Arial" w:hAnsi="Arial" w:cs="Arial"/>
+                <w:color w:val="111111"/>
+              </w:rPr>
+              <w:t>Диаграмма</w:t>
+            </w:r>
+          </w:p>
+        </w:tc>
+        <w:tc>
+          <w:tcPr>
+            <w:tcW w:w="8216" w:type="dxa"/>
+          </w:tcPr>
+          <w:p>
+            <w:pPr>
+              <w:rPr>
+                <w:lang w:val="en-US"/>
+              </w:rPr>
+            </w:pPr>
+            <w:r>
+              <w:rPr>
+                <w:lang w:val="en-US"/>
+              </w:rPr>
+              <w:pict>
+                <v:shape id="_x0000_i1042" type="#_x0000_t75" style="width:380.05pt;height:262.95pt">
+                  <v:imagedata r:id="rId6" o:title="23"/>
+                </v:shape>
+              </w:pict>
+            </w:r>
+          </w:p>
+        </w:tc>
+        <w:bookmarkStart w:id="0" w:name="_GoBack"/>
+        <w:bookmarkEnd w:id="0"/>
+      </w:tr>
+      <w:tr>
+        <w:tc>
+          <w:tcPr>
+            <w:tcW w:w="1129" w:type="dxa"/>
+          </w:tcPr>
+          <w:p>
+            <w:pPr>
+              <w:rPr>
+                <w:rFonts w:ascii="Arial" w:hAnsi="Arial" w:cs="Arial"/>
+                <w:color w:val="111111"/>
+              </w:rPr>
+            </w:pPr>
+            <w:r>
+              <w:rPr>
+                <w:rFonts w:ascii="Arial" w:hAnsi="Arial" w:cs="Arial"/>
+                <w:color w:val="111111"/>
+              </w:rPr>
+              <w:t>Рекомендации по реализации</w:t>
+            </w:r>
+            <w:r>
+              <w:rPr>
+                <w:rFonts w:ascii="Arial" w:hAnsi="Arial" w:cs="Arial"/>
+                <w:color w:val="111111"/>
+              </w:rPr>
+              <w:softHyphen/>
+            </w:r>
+          </w:p>
+        </w:tc>
+        <w:tc>
+          <w:tcPr>
+            <w:tcW w:w="8216" w:type="dxa"/>
+          </w:tcPr>
+          <w:p>
+            <w:pPr>
+              <w:pStyle w:val="a3"/>
+              <w:numPr>
+                <w:ilvl w:val="0"/>
+                <w:numId w:val="7"/>
+              </w:numPr>
+            </w:pPr>
+            <w:r>
+              <w:t>Сделать понятный и удобный интерфейс для учителя</w:t>
+            </w:r>
+          </w:p>
+        </w:tc>
+      </w:tr>
+    </w:tbl>
     <w:p/>
     <w:sectPr>
       <w:pgSz w:w="11906" w:h="16838"/>
@@ -2328,6 +2901,184 @@
     </w:lvl>
   </w:abstractNum>
   <w:abstractNum w:abstractNumId="1" w15:restartNumberingAfterBreak="0">
+    <w:nsid w:val="14720726"/>
+    <w:multiLevelType w:val="hybridMultilevel"/>
+    <w:tmpl w:val="F0E65DB8"/>
+    <w:lvl w:ilvl="0" w:tplc="0419000F">
+      <w:start w:val="1"/>
+      <w:numFmt w:val="decimal"/>
+      <w:lvlText w:val="%1."/>
+      <w:lvlJc w:val="left"/>
+      <w:pPr>
+        <w:ind w:left="720" w:hanging="360"/>
+      </w:pPr>
+      <w:rPr>
+        <w:rFonts w:hint="default"/>
+      </w:rPr>
+    </w:lvl>
+    <w:lvl w:ilvl="1" w:tplc="04190019" w:tentative="1">
+      <w:start w:val="1"/>
+      <w:numFmt w:val="lowerLetter"/>
+      <w:lvlText w:val="%2."/>
+      <w:lvlJc w:val="left"/>
+      <w:pPr>
+        <w:ind w:left="1440" w:hanging="360"/>
+      </w:pPr>
+    </w:lvl>
+    <w:lvl w:ilvl="2" w:tplc="0419001B" w:tentative="1">
+      <w:start w:val="1"/>
+      <w:numFmt w:val="lowerRoman"/>
+      <w:lvlText w:val="%3."/>
+      <w:lvlJc w:val="right"/>
+      <w:pPr>
+        <w:ind w:left="2160" w:hanging="180"/>
+      </w:pPr>
+    </w:lvl>
+    <w:lvl w:ilvl="3" w:tplc="0419000F" w:tentative="1">
+      <w:start w:val="1"/>
+      <w:numFmt w:val="decimal"/>
+      <w:lvlText w:val="%4."/>
+      <w:lvlJc w:val="left"/>
+      <w:pPr>
+        <w:ind w:left="2880" w:hanging="360"/>
+      </w:pPr>
+    </w:lvl>
+    <w:lvl w:ilvl="4" w:tplc="04190019" w:tentative="1">
+      <w:start w:val="1"/>
+      <w:numFmt w:val="lowerLetter"/>
+      <w:lvlText w:val="%5."/>
+      <w:lvlJc w:val="left"/>
+      <w:pPr>
+        <w:ind w:left="3600" w:hanging="360"/>
+      </w:pPr>
+    </w:lvl>
+    <w:lvl w:ilvl="5" w:tplc="0419001B" w:tentative="1">
+      <w:start w:val="1"/>
+      <w:numFmt w:val="lowerRoman"/>
+      <w:lvlText w:val="%6."/>
+      <w:lvlJc w:val="right"/>
+      <w:pPr>
+        <w:ind w:left="4320" w:hanging="180"/>
+      </w:pPr>
+    </w:lvl>
+    <w:lvl w:ilvl="6" w:tplc="0419000F" w:tentative="1">
+      <w:start w:val="1"/>
+      <w:numFmt w:val="decimal"/>
+      <w:lvlText w:val="%7."/>
+      <w:lvlJc w:val="left"/>
+      <w:pPr>
+        <w:ind w:left="5040" w:hanging="360"/>
+      </w:pPr>
+    </w:lvl>
+    <w:lvl w:ilvl="7" w:tplc="04190019" w:tentative="1">
+      <w:start w:val="1"/>
+      <w:numFmt w:val="lowerLetter"/>
+      <w:lvlText w:val="%8."/>
+      <w:lvlJc w:val="left"/>
+      <w:pPr>
+        <w:ind w:left="5760" w:hanging="360"/>
+      </w:pPr>
+    </w:lvl>
+    <w:lvl w:ilvl="8" w:tplc="0419001B" w:tentative="1">
+      <w:start w:val="1"/>
+      <w:numFmt w:val="lowerRoman"/>
+      <w:lvlText w:val="%9."/>
+      <w:lvlJc w:val="right"/>
+      <w:pPr>
+        <w:ind w:left="6480" w:hanging="180"/>
+      </w:pPr>
+    </w:lvl>
+  </w:abstractNum>
+  <w:abstractNum w:abstractNumId="2" w15:restartNumberingAfterBreak="0">
+    <w:nsid w:val="3C2E66F4"/>
+    <w:multiLevelType w:val="hybridMultilevel"/>
+    <w:tmpl w:val="D5468B26"/>
+    <w:lvl w:ilvl="0" w:tplc="0419000F">
+      <w:start w:val="1"/>
+      <w:numFmt w:val="decimal"/>
+      <w:lvlText w:val="%1."/>
+      <w:lvlJc w:val="left"/>
+      <w:pPr>
+        <w:ind w:left="720" w:hanging="360"/>
+      </w:pPr>
+      <w:rPr>
+        <w:rFonts w:hint="default"/>
+      </w:rPr>
+    </w:lvl>
+    <w:lvl w:ilvl="1" w:tplc="04190019" w:tentative="1">
+      <w:start w:val="1"/>
+      <w:numFmt w:val="lowerLetter"/>
+      <w:lvlText w:val="%2."/>
+      <w:lvlJc w:val="left"/>
+      <w:pPr>
+        <w:ind w:left="1440" w:hanging="360"/>
+      </w:pPr>
+    </w:lvl>
+    <w:lvl w:ilvl="2" w:tplc="0419001B" w:tentative="1">
+      <w:start w:val="1"/>
+      <w:numFmt w:val="lowerRoman"/>
+      <w:lvlText w:val="%3."/>
+      <w:lvlJc w:val="right"/>
+      <w:pPr>
+        <w:ind w:left="2160" w:hanging="180"/>
+      </w:pPr>
+    </w:lvl>
+    <w:lvl w:ilvl="3" w:tplc="0419000F" w:tentative="1">
+      <w:start w:val="1"/>
+      <w:numFmt w:val="decimal"/>
+      <w:lvlText w:val="%4."/>
+      <w:lvlJc w:val="left"/>
+      <w:pPr>
+        <w:ind w:left="2880" w:hanging="360"/>
+      </w:pPr>
+    </w:lvl>
+    <w:lvl w:ilvl="4" w:tplc="04190019" w:tentative="1">
+      <w:start w:val="1"/>
+      <w:numFmt w:val="lowerLetter"/>
+      <w:lvlText w:val="%5."/>
+      <w:lvlJc w:val="left"/>
+      <w:pPr>
+        <w:ind w:left="3600" w:hanging="360"/>
+      </w:pPr>
+    </w:lvl>
+    <w:lvl w:ilvl="5" w:tplc="0419001B" w:tentative="1">
+      <w:start w:val="1"/>
+      <w:numFmt w:val="lowerRoman"/>
+      <w:lvlText w:val="%6."/>
+      <w:lvlJc w:val="right"/>
+      <w:pPr>
+        <w:ind w:left="4320" w:hanging="180"/>
+      </w:pPr>
+    </w:lvl>
+    <w:lvl w:ilvl="6" w:tplc="0419000F" w:tentative="1">
+      <w:start w:val="1"/>
+      <w:numFmt w:val="decimal"/>
+      <w:lvlText w:val="%7."/>
+      <w:lvlJc w:val="left"/>
+      <w:pPr>
+        <w:ind w:left="5040" w:hanging="360"/>
+      </w:pPr>
+    </w:lvl>
+    <w:lvl w:ilvl="7" w:tplc="04190019" w:tentative="1">
+      <w:start w:val="1"/>
+      <w:numFmt w:val="lowerLetter"/>
+      <w:lvlText w:val="%8."/>
+      <w:lvlJc w:val="left"/>
+      <w:pPr>
+        <w:ind w:left="5760" w:hanging="360"/>
+      </w:pPr>
+    </w:lvl>
+    <w:lvl w:ilvl="8" w:tplc="0419001B" w:tentative="1">
+      <w:start w:val="1"/>
+      <w:numFmt w:val="lowerRoman"/>
+      <w:lvlText w:val="%9."/>
+      <w:lvlJc w:val="right"/>
+      <w:pPr>
+        <w:ind w:left="6480" w:hanging="180"/>
+      </w:pPr>
+    </w:lvl>
+  </w:abstractNum>
+  <w:abstractNum w:abstractNumId="3" w15:restartNumberingAfterBreak="0">
     <w:nsid w:val="4ED625B8"/>
     <w:multiLevelType w:val="hybridMultilevel"/>
     <w:tmpl w:val="63FAFA6E"/>
@@ -2416,7 +3167,7 @@
       </w:pPr>
     </w:lvl>
   </w:abstractNum>
-  <w:abstractNum w:abstractNumId="2" w15:restartNumberingAfterBreak="0">
+  <w:abstractNum w:abstractNumId="4" w15:restartNumberingAfterBreak="0">
     <w:nsid w:val="5B034E74"/>
     <w:multiLevelType w:val="hybridMultilevel"/>
     <w:tmpl w:val="5E6A6D10"/>
@@ -2505,14 +3256,204 @@
       </w:pPr>
     </w:lvl>
   </w:abstractNum>
+  <w:abstractNum w:abstractNumId="5" w15:restartNumberingAfterBreak="0">
+    <w:nsid w:val="62C03CB1"/>
+    <w:multiLevelType w:val="hybridMultilevel"/>
+    <w:tmpl w:val="1CDA3722"/>
+    <w:lvl w:ilvl="0" w:tplc="0419000F">
+      <w:start w:val="1"/>
+      <w:numFmt w:val="decimal"/>
+      <w:lvlText w:val="%1."/>
+      <w:lvlJc w:val="left"/>
+      <w:pPr>
+        <w:ind w:left="720" w:hanging="360"/>
+      </w:pPr>
+      <w:rPr>
+        <w:rFonts w:hint="default"/>
+      </w:rPr>
+    </w:lvl>
+    <w:lvl w:ilvl="1" w:tplc="04190019" w:tentative="1">
+      <w:start w:val="1"/>
+      <w:numFmt w:val="lowerLetter"/>
+      <w:lvlText w:val="%2."/>
+      <w:lvlJc w:val="left"/>
+      <w:pPr>
+        <w:ind w:left="1440" w:hanging="360"/>
+      </w:pPr>
+    </w:lvl>
+    <w:lvl w:ilvl="2" w:tplc="0419001B" w:tentative="1">
+      <w:start w:val="1"/>
+      <w:numFmt w:val="lowerRoman"/>
+      <w:lvlText w:val="%3."/>
+      <w:lvlJc w:val="right"/>
+      <w:pPr>
+        <w:ind w:left="2160" w:hanging="180"/>
+      </w:pPr>
+    </w:lvl>
+    <w:lvl w:ilvl="3" w:tplc="0419000F" w:tentative="1">
+      <w:start w:val="1"/>
+      <w:numFmt w:val="decimal"/>
+      <w:lvlText w:val="%4."/>
+      <w:lvlJc w:val="left"/>
+      <w:pPr>
+        <w:ind w:left="2880" w:hanging="360"/>
+      </w:pPr>
+    </w:lvl>
+    <w:lvl w:ilvl="4" w:tplc="04190019" w:tentative="1">
+      <w:start w:val="1"/>
+      <w:numFmt w:val="lowerLetter"/>
+      <w:lvlText w:val="%5."/>
+      <w:lvlJc w:val="left"/>
+      <w:pPr>
+        <w:ind w:left="3600" w:hanging="360"/>
+      </w:pPr>
+    </w:lvl>
+    <w:lvl w:ilvl="5" w:tplc="0419001B" w:tentative="1">
+      <w:start w:val="1"/>
+      <w:numFmt w:val="lowerRoman"/>
+      <w:lvlText w:val="%6."/>
+      <w:lvlJc w:val="right"/>
+      <w:pPr>
+        <w:ind w:left="4320" w:hanging="180"/>
+      </w:pPr>
+    </w:lvl>
+    <w:lvl w:ilvl="6" w:tplc="0419000F" w:tentative="1">
+      <w:start w:val="1"/>
+      <w:numFmt w:val="decimal"/>
+      <w:lvlText w:val="%7."/>
+      <w:lvlJc w:val="left"/>
+      <w:pPr>
+        <w:ind w:left="5040" w:hanging="360"/>
+      </w:pPr>
+    </w:lvl>
+    <w:lvl w:ilvl="7" w:tplc="04190019" w:tentative="1">
+      <w:start w:val="1"/>
+      <w:numFmt w:val="lowerLetter"/>
+      <w:lvlText w:val="%8."/>
+      <w:lvlJc w:val="left"/>
+      <w:pPr>
+        <w:ind w:left="5760" w:hanging="360"/>
+      </w:pPr>
+    </w:lvl>
+    <w:lvl w:ilvl="8" w:tplc="0419001B" w:tentative="1">
+      <w:start w:val="1"/>
+      <w:numFmt w:val="lowerRoman"/>
+      <w:lvlText w:val="%9."/>
+      <w:lvlJc w:val="right"/>
+      <w:pPr>
+        <w:ind w:left="6480" w:hanging="180"/>
+      </w:pPr>
+    </w:lvl>
+  </w:abstractNum>
+  <w:abstractNum w:abstractNumId="6" w15:restartNumberingAfterBreak="0">
+    <w:nsid w:val="673D6381"/>
+    <w:multiLevelType w:val="hybridMultilevel"/>
+    <w:tmpl w:val="D49E4BC2"/>
+    <w:lvl w:ilvl="0" w:tplc="0419000F">
+      <w:start w:val="1"/>
+      <w:numFmt w:val="decimal"/>
+      <w:lvlText w:val="%1."/>
+      <w:lvlJc w:val="left"/>
+      <w:pPr>
+        <w:ind w:left="720" w:hanging="360"/>
+      </w:pPr>
+      <w:rPr>
+        <w:rFonts w:hint="default"/>
+      </w:rPr>
+    </w:lvl>
+    <w:lvl w:ilvl="1" w:tplc="04190019" w:tentative="1">
+      <w:start w:val="1"/>
+      <w:numFmt w:val="lowerLetter"/>
+      <w:lvlText w:val="%2."/>
+      <w:lvlJc w:val="left"/>
+      <w:pPr>
+        <w:ind w:left="1440" w:hanging="360"/>
+      </w:pPr>
+    </w:lvl>
+    <w:lvl w:ilvl="2" w:tplc="0419001B" w:tentative="1">
+      <w:start w:val="1"/>
+      <w:numFmt w:val="lowerRoman"/>
+      <w:lvlText w:val="%3."/>
+      <w:lvlJc w:val="right"/>
+      <w:pPr>
+        <w:ind w:left="2160" w:hanging="180"/>
+      </w:pPr>
+    </w:lvl>
+    <w:lvl w:ilvl="3" w:tplc="0419000F" w:tentative="1">
+      <w:start w:val="1"/>
+      <w:numFmt w:val="decimal"/>
+      <w:lvlText w:val="%4."/>
+      <w:lvlJc w:val="left"/>
+      <w:pPr>
+        <w:ind w:left="2880" w:hanging="360"/>
+      </w:pPr>
+    </w:lvl>
+    <w:lvl w:ilvl="4" w:tplc="04190019" w:tentative="1">
+      <w:start w:val="1"/>
+      <w:numFmt w:val="lowerLetter"/>
+      <w:lvlText w:val="%5."/>
+      <w:lvlJc w:val="left"/>
+      <w:pPr>
+        <w:ind w:left="3600" w:hanging="360"/>
+      </w:pPr>
+    </w:lvl>
+    <w:lvl w:ilvl="5" w:tplc="0419001B" w:tentative="1">
+      <w:start w:val="1"/>
+      <w:numFmt w:val="lowerRoman"/>
+      <w:lvlText w:val="%6."/>
+      <w:lvlJc w:val="right"/>
+      <w:pPr>
+        <w:ind w:left="4320" w:hanging="180"/>
+      </w:pPr>
+    </w:lvl>
+    <w:lvl w:ilvl="6" w:tplc="0419000F" w:tentative="1">
+      <w:start w:val="1"/>
+      <w:numFmt w:val="decimal"/>
+      <w:lvlText w:val="%7."/>
+      <w:lvlJc w:val="left"/>
+      <w:pPr>
+        <w:ind w:left="5040" w:hanging="360"/>
+      </w:pPr>
+    </w:lvl>
+    <w:lvl w:ilvl="7" w:tplc="04190019" w:tentative="1">
+      <w:start w:val="1"/>
+      <w:numFmt w:val="lowerLetter"/>
+      <w:lvlText w:val="%8."/>
+      <w:lvlJc w:val="left"/>
+      <w:pPr>
+        <w:ind w:left="5760" w:hanging="360"/>
+      </w:pPr>
+    </w:lvl>
+    <w:lvl w:ilvl="8" w:tplc="0419001B" w:tentative="1">
+      <w:start w:val="1"/>
+      <w:numFmt w:val="lowerRoman"/>
+      <w:lvlText w:val="%9."/>
+      <w:lvlJc w:val="right"/>
+      <w:pPr>
+        <w:ind w:left="6480" w:hanging="180"/>
+      </w:pPr>
+    </w:lvl>
+  </w:abstractNum>
   <w:num w:numId="1">
-    <w:abstractNumId w:val="2"/>
+    <w:abstractNumId w:val="4"/>
   </w:num>
   <w:num w:numId="2">
-    <w:abstractNumId w:val="1"/>
+    <w:abstractNumId w:val="3"/>
   </w:num>
   <w:num w:numId="3">
     <w:abstractNumId w:val="0"/>
+  </w:num>
+  <w:num w:numId="4">
+    <w:abstractNumId w:val="1"/>
+  </w:num>
+  <w:num w:numId="5">
+    <w:abstractNumId w:val="5"/>
+  </w:num>
+  <w:num w:numId="6">
+    <w:abstractNumId w:val="6"/>
+  </w:num>
+  <w:num w:numId="7">
+    <w:abstractNumId w:val="2"/>
   </w:num>
 </w:numbering>
 </file>
